--- a/arb/docx/31.content.docx
+++ b/arb/docx/31.content.docx
@@ -9,6 +9,8 @@
       </w:pPr>
       <w:r>
         <w:rPr>
+          <w:rtl/>
+          <w:cs/>
           <w:lang w:val="ar_AE" w:bidi="ar_AE"/>
         </w:rPr>
       </w:r>
@@ -20,12 +22,16 @@
       </w:pPr>
       <w:r>
         <w:rPr>
+          <w:rtl/>
+          <w:cs/>
           <w:lang w:val="ar_AE" w:bidi="ar_AE"/>
         </w:rPr>
         <w:t>Resource: Biblica Open New Arabic Version 2012</w:t>
       </w:r>
       <w:r>
         <w:rPr>
+          <w:rtl/>
+          <w:cs/>
           <w:lang w:val="ar_AE" w:bidi="ar_AE"/>
         </w:rPr>
       </w:r>
@@ -36,37 +42,33 @@
       </w:pPr>
       <w:r>
         <w:rPr>
+          <w:rtl/>
+          <w:cs/>
           <w:lang w:val="ar_AE" w:bidi="ar_AE"/>
         </w:rPr>
       </w:r>
       <w:r>
         <w:rPr>
           <w:b/>
+          <w:rtl/>
+          <w:cs/>
           <w:lang w:val="ar_AE" w:bidi="ar_AE"/>
         </w:rPr>
         <w:t>Biblica Open New Arabic Version 2012</w:t>
       </w:r>
       <w:r>
         <w:rPr>
-          <w:lang w:val="ar_AE" w:bidi="ar_AE"/>
-        </w:rPr>
-        <w:t xml:space="preserve"> (Arabic) is based on: </w:t>
-      </w:r>
-      <w:r>
-        <w:rPr>
-          <w:lang w:val="ar_AE" w:bidi="ar_AE"/>
-        </w:rPr>
-        <w:t>Biblica Open New Arabic Version 2012</w:t>
-      </w:r>
-      <w:r>
-        <w:rPr>
-          <w:lang w:val="ar_AE" w:bidi="ar_AE"/>
-        </w:rPr>
-        <w:t xml:space="preserve">, </w:t>
+          <w:rtl/>
+          <w:cs/>
+          <w:lang w:val="ar_AE" w:bidi="ar_AE"/>
+        </w:rPr>
+        <w:t xml:space="preserve"> © </w:t>
       </w:r>
       <w:hyperlink r:id="rId13">
         <w:r>
           <w:rPr>
+            <w:rtl/>
+            <w:cs/>
             <w:lang w:val="ar_AE" w:bidi="ar_AE"/>
           </w:rPr>
           <w:rPr>
@@ -78,13 +80,17 @@
       </w:hyperlink>
       <w:r>
         <w:rPr>
-          <w:lang w:val="ar_AE" w:bidi="ar_AE"/>
-        </w:rPr>
-        <w:t xml:space="preserve">, None, which is licensed under a </w:t>
+          <w:rtl/>
+          <w:cs/>
+          <w:lang w:val="ar_AE" w:bidi="ar_AE"/>
+        </w:rPr>
+        <w:t xml:space="preserve">, licensed under a </w:t>
       </w:r>
       <w:hyperlink r:id="rId14">
         <w:r>
           <w:rPr>
+            <w:rtl/>
+            <w:cs/>
             <w:lang w:val="ar_AE" w:bidi="ar_AE"/>
           </w:rPr>
           <w:rPr>
@@ -96,49 +102,36 @@
       </w:hyperlink>
       <w:r>
         <w:rPr>
+          <w:rtl/>
+          <w:cs/>
           <w:lang w:val="ar_AE" w:bidi="ar_AE"/>
         </w:rPr>
         <w:t>.</w:t>
       </w:r>
       <w:r>
         <w:rPr>
+          <w:rtl/>
+          <w:cs/>
+          <w:lang w:val="ar_AE" w:bidi="ar_AE"/>
+        </w:rPr>
+      </w:r>
+      <w:r>
+        <w:rPr>
+          <w:rtl/>
+          <w:cs/>
           <w:lang w:val="ar_AE" w:bidi="ar_AE"/>
         </w:rPr>
       </w:r>
     </w:p>
     <w:p>
       <w:pPr>
-        <w:bidi/>
-      </w:pPr>
-      <w:r>
-        <w:rPr>
-          <w:lang w:val="ar_AE" w:bidi="ar_AE"/>
-        </w:rPr>
-      </w:r>
-      <w:r>
-        <w:rPr>
-          <w:lang w:val="ar_AE" w:bidi="ar_AE"/>
-        </w:rPr>
-        <w:t>This PDF version is provided under the same license.</w:t>
-      </w:r>
-      <w:r>
-        <w:rPr>
-          <w:lang w:val="ar_AE" w:bidi="ar_AE"/>
-        </w:rPr>
-      </w:r>
-      <w:r>
-        <w:rPr>
-          <w:lang w:val="ar_AE" w:bidi="ar_AE"/>
-        </w:rPr>
-      </w:r>
-    </w:p>
-    <w:p>
-      <w:pPr>
         <w:pStyle w:val="Heading1"/>
         <w:bidi/>
       </w:pPr>
       <w:r>
         <w:rPr>
+          <w:rtl/>
+          <w:cs/>
           <w:lang w:val="ar_AE" w:bidi="ar_AE"/>
         </w:rPr>
         <w:t>Biblica Open New Arabic Version 2012</w:t>
@@ -168,6 +161,8 @@
       </w:pPr>
       <w:r>
         <w:rPr>
+          <w:rtl/>
+          <w:cs/>
           <w:lang w:val="ar_AE" w:bidi="ar_AE"/>
         </w:rPr>
       </w:r>
@@ -179,6 +174,8 @@
       </w:pPr>
       <w:r>
         <w:rPr>
+          <w:rtl/>
+          <w:cs/>
           <w:lang w:val="ar_AE" w:bidi="ar_AE"/>
         </w:rPr>
       </w:r>
@@ -189,22 +186,30 @@
       </w:pPr>
       <w:r>
         <w:rPr>
-          <w:lang w:val="ar_AE" w:bidi="ar_AE"/>
-        </w:rPr>
-      </w:r>
-      <w:r>
-        <w:rPr>
+          <w:rtl/>
+          <w:cs/>
+          <w:lang w:val="ar_AE" w:bidi="ar_AE"/>
+        </w:rPr>
+      </w:r>
+      <w:r>
+        <w:rPr>
+          <w:rtl/>
+          <w:cs/>
           <w:lang w:val="ar_AE" w:bidi="ar_AE"/>
         </w:rPr>
         <w:t xml:space="preserve"> </w:t>
       </w:r>
       <w:r>
         <w:rPr>
-          <w:lang w:val="ar_AE" w:bidi="ar_AE"/>
-        </w:rPr>
-      </w:r>
-      <w:r>
-        <w:rPr>
+          <w:rtl/>
+          <w:cs/>
+          <w:lang w:val="ar_AE" w:bidi="ar_AE"/>
+        </w:rPr>
+      </w:r>
+      <w:r>
+        <w:rPr>
+          <w:rtl/>
+          <w:cs/>
           <w:lang w:val="ar_AE" w:bidi="ar_AE"/>
         </w:rPr>
       </w:r>
@@ -226,29 +231,52 @@
     </w:p>
     <w:p>
       <w:pPr>
+        <w:pStyle w:val="Heading2"/>
         <w:bidi/>
       </w:pPr>
       <w:r>
         <w:rPr>
+          <w:rtl/>
+          <w:cs/>
+          <w:lang w:val="ar_AE" w:bidi="ar_AE"/>
+        </w:rPr>
+        <w:t>عوبديا 1:1</w:t>
+      </w:r>
+      <w:r>
+        <w:rPr>
+          <w:rtl/>
+          <w:cs/>
           <w:lang w:val="ar_AE" w:bidi="ar_AE"/>
         </w:rPr>
       </w:r>
     </w:p>
     <w:p>
       <w:pPr>
-        <w:pStyle w:val="Heading2"/>
         <w:bidi/>
       </w:pPr>
       <w:r>
         <w:rPr>
-          <w:lang w:val="ar_AE" w:bidi="ar_AE"/>
-        </w:rPr>
-        <w:t>Obadiah 1:1</w:t>
-      </w:r>
-      <w:r>
-        <w:rPr>
-          <w:lang w:val="ar_AE" w:bidi="ar_AE"/>
-        </w:rPr>
+          <w:rtl/>
+          <w:cs/>
+          <w:lang w:val="ar_AE" w:bidi="ar_AE"/>
+        </w:rPr>
+      </w:r>
+      <w:r>
+        <w:rPr>
+          <w:vertAlign w:val="superscript"/>
+          <w:rtl/>
+          <w:cs/>
+          <w:lang w:val="ar_AE" w:bidi="ar_AE"/>
+        </w:rPr>
+        <w:t>1</w:t>
+      </w:r>
+      <w:r>
+        <w:rPr>
+          <w:rtl/>
+          <w:cs/>
+          <w:lang w:val="ar_AE" w:bidi="ar_AE"/>
+        </w:rPr>
+        <w:t xml:space="preserve"> هَذِهِ نُبُوءَةُ عُوبَدْيَا: هَذَا مَا يَقُولُهُ السَّيِّدُ الرَّبُّ بِشَأْنِ أَدُومَ: قَدْ بَلَغَنَا خَبَرٌ مِنْ عِنْدِ الرَّبِّ أَنَّهُ أَرْسَلَ رَسُولاً إِلَى الأُمَمِ قَائِلاً: «تَأَهَّبُوا، وَلْنَنْهَضْ لِمُحَارَبَةِ أَدُومَ».</w:t>
       </w:r>
     </w:p>
     <w:p>
@@ -257,31 +285,27 @@
       </w:pPr>
       <w:r>
         <w:rPr>
+          <w:rtl/>
+          <w:cs/>
           <w:lang w:val="ar_AE" w:bidi="ar_AE"/>
         </w:rPr>
       </w:r>
       <w:r>
         <w:rPr>
           <w:vertAlign w:val="superscript"/>
-          <w:lang w:val="ar_AE" w:bidi="ar_AE"/>
-        </w:rPr>
-        <w:t>1</w:t>
-      </w:r>
-      <w:r>
-        <w:rPr>
-          <w:lang w:val="ar_AE" w:bidi="ar_AE"/>
-        </w:rPr>
-        <w:t xml:space="preserve"> هَذِهِ نُبُوءَةُ عُوبَدْيَا: هَذَا مَا يَقُولُهُ السَّيِّدُ الرَّبُّ بِشَأْنِ أَدُومَ: قَدْ بَلَغَنَا خَبَرٌ مِنْ عِنْدِ الرَّبِّ أَنَّهُ أَرْسَلَ رَسُولاً إِلَى الأُمَمِ قَائِلاً: «تَأَهَّبُوا، وَلْنَنْهَضْ لِمُحَارَبَةِ أَدُومَ».</w:t>
-      </w:r>
-      <w:r>
-        <w:rPr>
-          <w:lang w:val="ar_AE" w:bidi="ar_AE"/>
-        </w:rPr>
-      </w:r>
-      <w:r>
-        <w:rPr>
-          <w:lang w:val="ar_AE" w:bidi="ar_AE"/>
-        </w:rPr>
+          <w:rtl/>
+          <w:cs/>
+          <w:lang w:val="ar_AE" w:bidi="ar_AE"/>
+        </w:rPr>
+        <w:t>2</w:t>
+      </w:r>
+      <w:r>
+        <w:rPr>
+          <w:rtl/>
+          <w:cs/>
+          <w:lang w:val="ar_AE" w:bidi="ar_AE"/>
+        </w:rPr>
+        <w:t xml:space="preserve"> هَا أَنَا أَجْعَلُكَ صَغِيراً بَيْنَ الأُمَمِ وَأَشَدَّهَا احْتِقَاراً.</w:t>
       </w:r>
     </w:p>
     <w:p>
@@ -290,8 +314,27 @@
       </w:pPr>
       <w:r>
         <w:rPr>
-          <w:lang w:val="ar_AE" w:bidi="ar_AE"/>
-        </w:rPr>
+          <w:rtl/>
+          <w:cs/>
+          <w:lang w:val="ar_AE" w:bidi="ar_AE"/>
+        </w:rPr>
+      </w:r>
+      <w:r>
+        <w:rPr>
+          <w:vertAlign w:val="superscript"/>
+          <w:rtl/>
+          <w:cs/>
+          <w:lang w:val="ar_AE" w:bidi="ar_AE"/>
+        </w:rPr>
+        <w:t>3</w:t>
+      </w:r>
+      <w:r>
+        <w:rPr>
+          <w:rtl/>
+          <w:cs/>
+          <w:lang w:val="ar_AE" w:bidi="ar_AE"/>
+        </w:rPr>
+        <w:t xml:space="preserve"> قَدْ غَرَّتْكَ كِبْرِيَاءُ قَلْبِكَ أَيُّهَا الْمُقِيمُ فِي شُقُوقِ الصُّخُورِ، وَمَسَاكِنُهُ فِي الْقِمَمِ، الْقَائِلُ فِي قَلْبِهِ: مَنْ يَهْوِي بِي إِلَى الأَرْضِ؟</w:t>
       </w:r>
     </w:p>
     <w:p>
@@ -300,31 +343,27 @@
       </w:pPr>
       <w:r>
         <w:rPr>
+          <w:rtl/>
+          <w:cs/>
           <w:lang w:val="ar_AE" w:bidi="ar_AE"/>
         </w:rPr>
       </w:r>
       <w:r>
         <w:rPr>
           <w:vertAlign w:val="superscript"/>
-          <w:lang w:val="ar_AE" w:bidi="ar_AE"/>
-        </w:rPr>
-        <w:t>2</w:t>
-      </w:r>
-      <w:r>
-        <w:rPr>
-          <w:lang w:val="ar_AE" w:bidi="ar_AE"/>
-        </w:rPr>
-        <w:t xml:space="preserve"> هَا أَنَا أَجْعَلُكَ صَغِيراً بَيْنَ الأُمَمِ وَأَشَدَّهَا احْتِقَاراً.</w:t>
-      </w:r>
-      <w:r>
-        <w:rPr>
-          <w:lang w:val="ar_AE" w:bidi="ar_AE"/>
-        </w:rPr>
-      </w:r>
-      <w:r>
-        <w:rPr>
-          <w:lang w:val="ar_AE" w:bidi="ar_AE"/>
-        </w:rPr>
+          <w:rtl/>
+          <w:cs/>
+          <w:lang w:val="ar_AE" w:bidi="ar_AE"/>
+        </w:rPr>
+        <w:t>4</w:t>
+      </w:r>
+      <w:r>
+        <w:rPr>
+          <w:rtl/>
+          <w:cs/>
+          <w:lang w:val="ar_AE" w:bidi="ar_AE"/>
+        </w:rPr>
+        <w:t xml:space="preserve"> وَلَكِنْ إِنْ كُنْتَ تُحَلِّقُ كَالنَّسْرِ وَوَكَانَتْ مَنَازِلُكَ مَبْنِيَّةً بَيْنَ الْكَوَاكِبِ، فَإِنِّي سَأَهْوِي بِكَ إِلَى الْحَضِيضِ يَقُولُ الرَّبُّ.</w:t>
       </w:r>
     </w:p>
     <w:p>
@@ -333,8 +372,27 @@
       </w:pPr>
       <w:r>
         <w:rPr>
-          <w:lang w:val="ar_AE" w:bidi="ar_AE"/>
-        </w:rPr>
+          <w:rtl/>
+          <w:cs/>
+          <w:lang w:val="ar_AE" w:bidi="ar_AE"/>
+        </w:rPr>
+      </w:r>
+      <w:r>
+        <w:rPr>
+          <w:vertAlign w:val="superscript"/>
+          <w:rtl/>
+          <w:cs/>
+          <w:lang w:val="ar_AE" w:bidi="ar_AE"/>
+        </w:rPr>
+        <w:t>5</w:t>
+      </w:r>
+      <w:r>
+        <w:rPr>
+          <w:rtl/>
+          <w:cs/>
+          <w:lang w:val="ar_AE" w:bidi="ar_AE"/>
+        </w:rPr>
+        <w:t xml:space="preserve"> إِنِ اقْتَحَمَ اللُّصُوصُ بَيْتَكَ، وَهَاجَمَكَ النَّاهِبُونَ لَيْلاً، أَلا يَسْرِقُونَ مَا يَحْتَاجُونَ إِلَيْهِ فَقَطْ؟ وَإِنْ أَقْبَلَ إِلَيْكَ قَاطِفُو الْعِنَبِ، أَلا يُبْقُونَ خُصَاصَةً؟ وَلَكِنْ يَالَدَمَارِكَ!</w:t>
       </w:r>
     </w:p>
     <w:p>
@@ -343,31 +401,27 @@
       </w:pPr>
       <w:r>
         <w:rPr>
+          <w:rtl/>
+          <w:cs/>
           <w:lang w:val="ar_AE" w:bidi="ar_AE"/>
         </w:rPr>
       </w:r>
       <w:r>
         <w:rPr>
           <w:vertAlign w:val="superscript"/>
-          <w:lang w:val="ar_AE" w:bidi="ar_AE"/>
-        </w:rPr>
-        <w:t>3</w:t>
-      </w:r>
-      <w:r>
-        <w:rPr>
-          <w:lang w:val="ar_AE" w:bidi="ar_AE"/>
-        </w:rPr>
-        <w:t xml:space="preserve"> قَدْ غَرَّتْكَ كِبْرِيَاءُ قَلْبِكَ أَيُّهَا الْمُقِيمُ فِي شُقُوقِ الصُّخُورِ، وَمَسَاكِنُهُ فِي الْقِمَمِ، الْقَائِلُ فِي قَلْبِهِ: مَنْ يَهْوِي بِي إِلَى الأَرْضِ؟</w:t>
-      </w:r>
-      <w:r>
-        <w:rPr>
-          <w:lang w:val="ar_AE" w:bidi="ar_AE"/>
-        </w:rPr>
-      </w:r>
-      <w:r>
-        <w:rPr>
-          <w:lang w:val="ar_AE" w:bidi="ar_AE"/>
-        </w:rPr>
+          <w:rtl/>
+          <w:cs/>
+          <w:lang w:val="ar_AE" w:bidi="ar_AE"/>
+        </w:rPr>
+        <w:t>6</w:t>
+      </w:r>
+      <w:r>
+        <w:rPr>
+          <w:rtl/>
+          <w:cs/>
+          <w:lang w:val="ar_AE" w:bidi="ar_AE"/>
+        </w:rPr>
+        <w:t xml:space="preserve"> إِذْ كَيْفَ تَمَّ تَفْتِيشُ عِيسُو وَنُقِبَتْ مَخَابِئُ كُنُوزِهِ؟</w:t>
       </w:r>
     </w:p>
     <w:p>
@@ -376,8 +430,27 @@
       </w:pPr>
       <w:r>
         <w:rPr>
-          <w:lang w:val="ar_AE" w:bidi="ar_AE"/>
-        </w:rPr>
+          <w:rtl/>
+          <w:cs/>
+          <w:lang w:val="ar_AE" w:bidi="ar_AE"/>
+        </w:rPr>
+      </w:r>
+      <w:r>
+        <w:rPr>
+          <w:vertAlign w:val="superscript"/>
+          <w:rtl/>
+          <w:cs/>
+          <w:lang w:val="ar_AE" w:bidi="ar_AE"/>
+        </w:rPr>
+        <w:t>7</w:t>
+      </w:r>
+      <w:r>
+        <w:rPr>
+          <w:rtl/>
+          <w:cs/>
+          <w:lang w:val="ar_AE" w:bidi="ar_AE"/>
+        </w:rPr>
+        <w:t xml:space="preserve"> جَمِيعُ حُلَفَائِكَ طَرَدُوكَ إِلَى التُّخُومِ. خَدَعَكَ مُسَالِمُوكَ وَأَوْقَعُوا بِكَ الْهَزِيمَةَ، وَالَّذِينَ أَكَلُوا مِنْ خُبْزِكَ كَادُوا لَكَ وَأَنْتَ لَمْ تَفْهَمْ.</w:t>
       </w:r>
     </w:p>
     <w:p>
@@ -386,31 +459,27 @@
       </w:pPr>
       <w:r>
         <w:rPr>
+          <w:rtl/>
+          <w:cs/>
           <w:lang w:val="ar_AE" w:bidi="ar_AE"/>
         </w:rPr>
       </w:r>
       <w:r>
         <w:rPr>
           <w:vertAlign w:val="superscript"/>
-          <w:lang w:val="ar_AE" w:bidi="ar_AE"/>
-        </w:rPr>
-        <w:t>4</w:t>
-      </w:r>
-      <w:r>
-        <w:rPr>
-          <w:lang w:val="ar_AE" w:bidi="ar_AE"/>
-        </w:rPr>
-        <w:t xml:space="preserve"> وَلَكِنْ إِنْ كُنْتَ تُحَلِّقُ كَالنَّسْرِ وَوَكَانَتْ مَنَازِلُكَ مَبْنِيَّةً بَيْنَ الْكَوَاكِبِ، فَإِنِّي سَأَهْوِي بِكَ إِلَى الْحَضِيضِ يَقُولُ الرَّبُّ.</w:t>
-      </w:r>
-      <w:r>
-        <w:rPr>
-          <w:lang w:val="ar_AE" w:bidi="ar_AE"/>
-        </w:rPr>
-      </w:r>
-      <w:r>
-        <w:rPr>
-          <w:lang w:val="ar_AE" w:bidi="ar_AE"/>
-        </w:rPr>
+          <w:rtl/>
+          <w:cs/>
+          <w:lang w:val="ar_AE" w:bidi="ar_AE"/>
+        </w:rPr>
+        <w:t>8</w:t>
+      </w:r>
+      <w:r>
+        <w:rPr>
+          <w:rtl/>
+          <w:cs/>
+          <w:lang w:val="ar_AE" w:bidi="ar_AE"/>
+        </w:rPr>
+        <w:t xml:space="preserve"> أَلا أَسْتَأْصِلُ فِي ذَلِكَ الْيَوْمِ حُكَمَاءَ أَدُومَ، يَقُولُ الرَّبُّ، وَأُزِيلُ الْفَهْمَ مِنْ جَبَلِ عِيسُو؟</w:t>
       </w:r>
     </w:p>
     <w:p>
@@ -419,8 +488,27 @@
       </w:pPr>
       <w:r>
         <w:rPr>
-          <w:lang w:val="ar_AE" w:bidi="ar_AE"/>
-        </w:rPr>
+          <w:rtl/>
+          <w:cs/>
+          <w:lang w:val="ar_AE" w:bidi="ar_AE"/>
+        </w:rPr>
+      </w:r>
+      <w:r>
+        <w:rPr>
+          <w:vertAlign w:val="superscript"/>
+          <w:rtl/>
+          <w:cs/>
+          <w:lang w:val="ar_AE" w:bidi="ar_AE"/>
+        </w:rPr>
+        <w:t>9</w:t>
+      </w:r>
+      <w:r>
+        <w:rPr>
+          <w:rtl/>
+          <w:cs/>
+          <w:lang w:val="ar_AE" w:bidi="ar_AE"/>
+        </w:rPr>
+        <w:t xml:space="preserve"> فَيَرْتَعِبَ أَبْطَالُكَ يَا تَيْمَانُ حَتَّى يَنْقَرِضَ قَتْلًا كُلُّ رَجُلٍ مِنْ جَبَلِ عِيسُو.</w:t>
       </w:r>
     </w:p>
     <w:p>
@@ -429,31 +517,27 @@
       </w:pPr>
       <w:r>
         <w:rPr>
+          <w:rtl/>
+          <w:cs/>
           <w:lang w:val="ar_AE" w:bidi="ar_AE"/>
         </w:rPr>
       </w:r>
       <w:r>
         <w:rPr>
           <w:vertAlign w:val="superscript"/>
-          <w:lang w:val="ar_AE" w:bidi="ar_AE"/>
-        </w:rPr>
-        <w:t>5</w:t>
-      </w:r>
-      <w:r>
-        <w:rPr>
-          <w:lang w:val="ar_AE" w:bidi="ar_AE"/>
-        </w:rPr>
-        <w:t xml:space="preserve"> إِنِ اقْتَحَمَ اللُّصُوصُ بَيْتَكَ، وَهَاجَمَكَ النَّاهِبُونَ لَيْلاً، أَلا يَسْرِقُونَ مَا يَحْتَاجُونَ إِلَيْهِ فَقَطْ؟ وَإِنْ أَقْبَلَ إِلَيْكَ قَاطِفُو الْعِنَبِ، أَلا يُبْقُونَ خُصَاصَةً؟ وَلَكِنْ يَالَدَمَارِكَ!</w:t>
-      </w:r>
-      <w:r>
-        <w:rPr>
-          <w:lang w:val="ar_AE" w:bidi="ar_AE"/>
-        </w:rPr>
-      </w:r>
-      <w:r>
-        <w:rPr>
-          <w:lang w:val="ar_AE" w:bidi="ar_AE"/>
-        </w:rPr>
+          <w:rtl/>
+          <w:cs/>
+          <w:lang w:val="ar_AE" w:bidi="ar_AE"/>
+        </w:rPr>
+        <w:t>10</w:t>
+      </w:r>
+      <w:r>
+        <w:rPr>
+          <w:rtl/>
+          <w:cs/>
+          <w:lang w:val="ar_AE" w:bidi="ar_AE"/>
+        </w:rPr>
+        <w:t xml:space="preserve"> فَمِنْ أَجْلِ مَا أَنْزَلْتَ بِأَخِيكَ يَعْقُوبَ مِنْ ظُلْمٍ، يَغْشَاكَ الْعَارُ وَتَنْقَرِضُ إِلَى الأَبَدِ.</w:t>
       </w:r>
     </w:p>
     <w:p>
@@ -462,8 +546,27 @@
       </w:pPr>
       <w:r>
         <w:rPr>
-          <w:lang w:val="ar_AE" w:bidi="ar_AE"/>
-        </w:rPr>
+          <w:rtl/>
+          <w:cs/>
+          <w:lang w:val="ar_AE" w:bidi="ar_AE"/>
+        </w:rPr>
+      </w:r>
+      <w:r>
+        <w:rPr>
+          <w:vertAlign w:val="superscript"/>
+          <w:rtl/>
+          <w:cs/>
+          <w:lang w:val="ar_AE" w:bidi="ar_AE"/>
+        </w:rPr>
+        <w:t>11</w:t>
+      </w:r>
+      <w:r>
+        <w:rPr>
+          <w:rtl/>
+          <w:cs/>
+          <w:lang w:val="ar_AE" w:bidi="ar_AE"/>
+        </w:rPr>
+        <w:t xml:space="preserve"> فَفِي ذَلِكَ الْيَوْمِ الَّذِي وَقَفْتَ فِيهِ بَعِيداً، يَوْمَ غَنِمَ الْغُرَبَاءُ كُنُوزَهُ، وَاقْتَحَمَ الأَجَانِبُ أَبْوَابَهُ وَأَلْقَوْا الْقُرْعَةَ عَلَى أُورُشَلِيمَ، كُنْتَ أَنْتَ أَيْضاً كَوَاحِدٍ مِنْهُمْ.</w:t>
       </w:r>
     </w:p>
     <w:p>
@@ -472,31 +575,27 @@
       </w:pPr>
       <w:r>
         <w:rPr>
+          <w:rtl/>
+          <w:cs/>
           <w:lang w:val="ar_AE" w:bidi="ar_AE"/>
         </w:rPr>
       </w:r>
       <w:r>
         <w:rPr>
           <w:vertAlign w:val="superscript"/>
-          <w:lang w:val="ar_AE" w:bidi="ar_AE"/>
-        </w:rPr>
-        <w:t>6</w:t>
-      </w:r>
-      <w:r>
-        <w:rPr>
-          <w:lang w:val="ar_AE" w:bidi="ar_AE"/>
-        </w:rPr>
-        <w:t xml:space="preserve"> إِذْ كَيْفَ تَمَّ تَفْتِيشُ عِيسُو وَنُقِبَتْ مَخَابِئُ كُنُوزِهِ؟</w:t>
-      </w:r>
-      <w:r>
-        <w:rPr>
-          <w:lang w:val="ar_AE" w:bidi="ar_AE"/>
-        </w:rPr>
-      </w:r>
-      <w:r>
-        <w:rPr>
-          <w:lang w:val="ar_AE" w:bidi="ar_AE"/>
-        </w:rPr>
+          <w:rtl/>
+          <w:cs/>
+          <w:lang w:val="ar_AE" w:bidi="ar_AE"/>
+        </w:rPr>
+        <w:t>12</w:t>
+      </w:r>
+      <w:r>
+        <w:rPr>
+          <w:rtl/>
+          <w:cs/>
+          <w:lang w:val="ar_AE" w:bidi="ar_AE"/>
+        </w:rPr>
+        <w:t xml:space="preserve"> مَا كَانَ يَجِبُ أَنْ تَشْمَتَ بِيَوْمِ مَصِيرِ أَخِيكَ، فِي يَوْمِ فَاجِعَتِهِ، وَمَا كَانَ يَجِبُ أَنْ تَبْتَهِجَ فِي يَوْمِ دَمَارِ شَعْبِ يَهُوذَا أَوْ تَتَبَاهَى فِي يَوْمِ الضِّيقِ.</w:t>
       </w:r>
     </w:p>
     <w:p>
@@ -505,8 +604,27 @@
       </w:pPr>
       <w:r>
         <w:rPr>
-          <w:lang w:val="ar_AE" w:bidi="ar_AE"/>
-        </w:rPr>
+          <w:rtl/>
+          <w:cs/>
+          <w:lang w:val="ar_AE" w:bidi="ar_AE"/>
+        </w:rPr>
+      </w:r>
+      <w:r>
+        <w:rPr>
+          <w:vertAlign w:val="superscript"/>
+          <w:rtl/>
+          <w:cs/>
+          <w:lang w:val="ar_AE" w:bidi="ar_AE"/>
+        </w:rPr>
+        <w:t>13</w:t>
+      </w:r>
+      <w:r>
+        <w:rPr>
+          <w:rtl/>
+          <w:cs/>
+          <w:lang w:val="ar_AE" w:bidi="ar_AE"/>
+        </w:rPr>
+        <w:t xml:space="preserve"> وَمَا كَانَ يَجِبُ أَنْ تَقْتَحِمَ أَبْوَابَ شَعْبِي فِي يَوْمِ كَارِثَتِهِ، أَوْ تَشْمَتَ لِمُصِيبَتِهِ فِي يَوْمِ نَكْبَتِهِ، أَوْ تَنْهَبَ ثَرْوَتَهُ فِي يَوْمِ بَلِيَّتِهِ،</w:t>
       </w:r>
     </w:p>
     <w:p>
@@ -515,31 +633,27 @@
       </w:pPr>
       <w:r>
         <w:rPr>
+          <w:rtl/>
+          <w:cs/>
           <w:lang w:val="ar_AE" w:bidi="ar_AE"/>
         </w:rPr>
       </w:r>
       <w:r>
         <w:rPr>
           <w:vertAlign w:val="superscript"/>
-          <w:lang w:val="ar_AE" w:bidi="ar_AE"/>
-        </w:rPr>
-        <w:t>7</w:t>
-      </w:r>
-      <w:r>
-        <w:rPr>
-          <w:lang w:val="ar_AE" w:bidi="ar_AE"/>
-        </w:rPr>
-        <w:t xml:space="preserve"> جَمِيعُ حُلَفَائِكَ طَرَدُوكَ إِلَى التُّخُومِ. خَدَعَكَ مُسَالِمُوكَ وَأَوْقَعُوا بِكَ الْهَزِيمَةَ، وَالَّذِينَ أَكَلُوا مِنْ خُبْزِكَ كَادُوا لَكَ وَأَنْتَ لَمْ تَفْهَمْ.</w:t>
-      </w:r>
-      <w:r>
-        <w:rPr>
-          <w:lang w:val="ar_AE" w:bidi="ar_AE"/>
-        </w:rPr>
-      </w:r>
-      <w:r>
-        <w:rPr>
-          <w:lang w:val="ar_AE" w:bidi="ar_AE"/>
-        </w:rPr>
+          <w:rtl/>
+          <w:cs/>
+          <w:lang w:val="ar_AE" w:bidi="ar_AE"/>
+        </w:rPr>
+        <w:t>14</w:t>
+      </w:r>
+      <w:r>
+        <w:rPr>
+          <w:rtl/>
+          <w:cs/>
+          <w:lang w:val="ar_AE" w:bidi="ar_AE"/>
+        </w:rPr>
+        <w:t xml:space="preserve"> أَوْ تَقِفَ عِنْدَ مُفْتَرَقِ الطُّرُقِ لِتَقْضِيَ عَلَى النَّاجِينَ مِنْ قَوْمِهِ وَتُسَلِّمَ الْبَاقِينَ الأَحْيَاءَ مِنْهُمْ فِي يَوْمِ الضِّيقِ.</w:t>
       </w:r>
     </w:p>
     <w:p>
@@ -548,8 +662,27 @@
       </w:pPr>
       <w:r>
         <w:rPr>
-          <w:lang w:val="ar_AE" w:bidi="ar_AE"/>
-        </w:rPr>
+          <w:rtl/>
+          <w:cs/>
+          <w:lang w:val="ar_AE" w:bidi="ar_AE"/>
+        </w:rPr>
+      </w:r>
+      <w:r>
+        <w:rPr>
+          <w:vertAlign w:val="superscript"/>
+          <w:rtl/>
+          <w:cs/>
+          <w:lang w:val="ar_AE" w:bidi="ar_AE"/>
+        </w:rPr>
+        <w:t>15</w:t>
+      </w:r>
+      <w:r>
+        <w:rPr>
+          <w:rtl/>
+          <w:cs/>
+          <w:lang w:val="ar_AE" w:bidi="ar_AE"/>
+        </w:rPr>
+        <w:t xml:space="preserve"> لأَنَّ يَوْمَ الرَّبِّ قَرِيبٌ آتٍ عَلَى كُلِّ الأُمَمِ، وَكَمَا فَعَلْتَ، لابُدَّ أَنْ يُفْعَلَ بِكَ أَيْضاً، فَيَرْتَدَّ عَمَلُكَ عَلَى رَأْسِكَ.</w:t>
       </w:r>
     </w:p>
     <w:p>
@@ -558,31 +691,27 @@
       </w:pPr>
       <w:r>
         <w:rPr>
+          <w:rtl/>
+          <w:cs/>
           <w:lang w:val="ar_AE" w:bidi="ar_AE"/>
         </w:rPr>
       </w:r>
       <w:r>
         <w:rPr>
           <w:vertAlign w:val="superscript"/>
-          <w:lang w:val="ar_AE" w:bidi="ar_AE"/>
-        </w:rPr>
-        <w:t>8</w:t>
-      </w:r>
-      <w:r>
-        <w:rPr>
-          <w:lang w:val="ar_AE" w:bidi="ar_AE"/>
-        </w:rPr>
-        <w:t xml:space="preserve"> أَلا أَسْتَأْصِلُ فِي ذَلِكَ الْيَوْمِ حُكَمَاءَ أَدُومَ، يَقُولُ الرَّبُّ، وَأُزِيلُ الْفَهْمَ مِنْ جَبَلِ عِيسُو؟</w:t>
-      </w:r>
-      <w:r>
-        <w:rPr>
-          <w:lang w:val="ar_AE" w:bidi="ar_AE"/>
-        </w:rPr>
-      </w:r>
-      <w:r>
-        <w:rPr>
-          <w:lang w:val="ar_AE" w:bidi="ar_AE"/>
-        </w:rPr>
+          <w:rtl/>
+          <w:cs/>
+          <w:lang w:val="ar_AE" w:bidi="ar_AE"/>
+        </w:rPr>
+        <w:t>16</w:t>
+      </w:r>
+      <w:r>
+        <w:rPr>
+          <w:rtl/>
+          <w:cs/>
+          <w:lang w:val="ar_AE" w:bidi="ar_AE"/>
+        </w:rPr>
+        <w:t xml:space="preserve"> فَإِنَّهُ كَمَا شَرِبْتَ عَلَى جَبَلِ قُدْسِي فَإِنَّ جَمِيعَ الأُمَمِ تَشْرَبُ فِي كُلِّ حِينٍ. يَشْرَبُونَ وَيَجْرَعُونَ وَيَتَلاشَوْنَ كَمَنْ لَمْ يَكُونُوا.</w:t>
       </w:r>
     </w:p>
     <w:p>
@@ -591,8 +720,27 @@
       </w:pPr>
       <w:r>
         <w:rPr>
-          <w:lang w:val="ar_AE" w:bidi="ar_AE"/>
-        </w:rPr>
+          <w:rtl/>
+          <w:cs/>
+          <w:lang w:val="ar_AE" w:bidi="ar_AE"/>
+        </w:rPr>
+      </w:r>
+      <w:r>
+        <w:rPr>
+          <w:vertAlign w:val="superscript"/>
+          <w:rtl/>
+          <w:cs/>
+          <w:lang w:val="ar_AE" w:bidi="ar_AE"/>
+        </w:rPr>
+        <w:t>17</w:t>
+      </w:r>
+      <w:r>
+        <w:rPr>
+          <w:rtl/>
+          <w:cs/>
+          <w:lang w:val="ar_AE" w:bidi="ar_AE"/>
+        </w:rPr>
+        <w:t xml:space="preserve"> أَمَّا جَبَلُ صِهْيَوْنَ فَيُصْبِحُ مَلاذَ النَّجَاةِ، وَيَكُونُ قُدْساً، وَيَرِثُ بَيْتُ يَعْقُوبَ نَصِيبَهُ.</w:t>
       </w:r>
     </w:p>
     <w:p>
@@ -601,31 +749,27 @@
       </w:pPr>
       <w:r>
         <w:rPr>
+          <w:rtl/>
+          <w:cs/>
           <w:lang w:val="ar_AE" w:bidi="ar_AE"/>
         </w:rPr>
       </w:r>
       <w:r>
         <w:rPr>
           <w:vertAlign w:val="superscript"/>
-          <w:lang w:val="ar_AE" w:bidi="ar_AE"/>
-        </w:rPr>
-        <w:t>9</w:t>
-      </w:r>
-      <w:r>
-        <w:rPr>
-          <w:lang w:val="ar_AE" w:bidi="ar_AE"/>
-        </w:rPr>
-        <w:t xml:space="preserve"> فَيَرْتَعِبَ أَبْطَالُكَ يَا تَيْمَانُ حَتَّى يَنْقَرِضَ قَتْلًا كُلُّ رَجُلٍ مِنْ جَبَلِ عِيسُو.</w:t>
-      </w:r>
-      <w:r>
-        <w:rPr>
-          <w:lang w:val="ar_AE" w:bidi="ar_AE"/>
-        </w:rPr>
-      </w:r>
-      <w:r>
-        <w:rPr>
-          <w:lang w:val="ar_AE" w:bidi="ar_AE"/>
-        </w:rPr>
+          <w:rtl/>
+          <w:cs/>
+          <w:lang w:val="ar_AE" w:bidi="ar_AE"/>
+        </w:rPr>
+        <w:t>18</w:t>
+      </w:r>
+      <w:r>
+        <w:rPr>
+          <w:rtl/>
+          <w:cs/>
+          <w:lang w:val="ar_AE" w:bidi="ar_AE"/>
+        </w:rPr>
+        <w:t xml:space="preserve"> وَيَصِيرُ بَيْتُ يَعْقُوبَ نَاراً، وَبَيْتُ يُوسُفَ لَهِيباً، وَبَيْتُ عِيسُو قَشّاً فَيُوْقِدُونَهُمْ وَيَلْتَهِمُونَهُمْ، وَلا يُفْلِتُ مِنْ بَيْتِ عِيسُو أَحَدٌ، يَقُولُ الرَّبُّ.</w:t>
       </w:r>
     </w:p>
     <w:p>
@@ -634,8 +778,27 @@
       </w:pPr>
       <w:r>
         <w:rPr>
-          <w:lang w:val="ar_AE" w:bidi="ar_AE"/>
-        </w:rPr>
+          <w:rtl/>
+          <w:cs/>
+          <w:lang w:val="ar_AE" w:bidi="ar_AE"/>
+        </w:rPr>
+      </w:r>
+      <w:r>
+        <w:rPr>
+          <w:vertAlign w:val="superscript"/>
+          <w:rtl/>
+          <w:cs/>
+          <w:lang w:val="ar_AE" w:bidi="ar_AE"/>
+        </w:rPr>
+        <w:t>19</w:t>
+      </w:r>
+      <w:r>
+        <w:rPr>
+          <w:rtl/>
+          <w:cs/>
+          <w:lang w:val="ar_AE" w:bidi="ar_AE"/>
+        </w:rPr>
+        <w:t xml:space="preserve"> وَيَرِثُ أَهْلُ النَّقَبِ جَبَلَ عِيسُو، وَسُكَّانُ السُّهُولِ أَرْضَ الْفِلِسْطِينِيِّينَ، وَيَمْلِكُونَ أَرْضَ أَفْرَايِمَ وَبِلادَ السَّامِرَةِ، وَيَرِثُ بَنْيَامِينُ جِلْعَادَ.</w:t>
       </w:r>
     </w:p>
     <w:p>
@@ -644,31 +807,27 @@
       </w:pPr>
       <w:r>
         <w:rPr>
+          <w:rtl/>
+          <w:cs/>
           <w:lang w:val="ar_AE" w:bidi="ar_AE"/>
         </w:rPr>
       </w:r>
       <w:r>
         <w:rPr>
           <w:vertAlign w:val="superscript"/>
-          <w:lang w:val="ar_AE" w:bidi="ar_AE"/>
-        </w:rPr>
-        <w:t>10</w:t>
-      </w:r>
-      <w:r>
-        <w:rPr>
-          <w:lang w:val="ar_AE" w:bidi="ar_AE"/>
-        </w:rPr>
-        <w:t xml:space="preserve"> فَمِنْ أَجْلِ مَا أَنْزَلْتَ بِأَخِيكَ يَعْقُوبَ مِنْ ظُلْمٍ، يَغْشَاكَ الْعَارُ وَتَنْقَرِضُ إِلَى الأَبَدِ.</w:t>
-      </w:r>
-      <w:r>
-        <w:rPr>
-          <w:lang w:val="ar_AE" w:bidi="ar_AE"/>
-        </w:rPr>
-      </w:r>
-      <w:r>
-        <w:rPr>
-          <w:lang w:val="ar_AE" w:bidi="ar_AE"/>
-        </w:rPr>
+          <w:rtl/>
+          <w:cs/>
+          <w:lang w:val="ar_AE" w:bidi="ar_AE"/>
+        </w:rPr>
+        <w:t>20</w:t>
+      </w:r>
+      <w:r>
+        <w:rPr>
+          <w:rtl/>
+          <w:cs/>
+          <w:lang w:val="ar_AE" w:bidi="ar_AE"/>
+        </w:rPr>
+        <w:t xml:space="preserve"> وَيَسْتَوْلِي جَيْشُ مَسْبِيِّي بَنِي إِسْرَائِيلَ عَلَى أَرْضِ الْكَنْعَانِيِّينَ حَتَّى صِرْفَةَ، وَيَحْتَلُّ مَسْبِيُّو أُورُشَلِيمَ فِي صَفَارِدَ مُدُنَ جَنُوبِ يَهُوذَا.</w:t>
       </w:r>
     </w:p>
     <w:p>
@@ -677,471 +836,27 @@
       </w:pPr>
       <w:r>
         <w:rPr>
-          <w:lang w:val="ar_AE" w:bidi="ar_AE"/>
-        </w:rPr>
-      </w:r>
-    </w:p>
-    <w:p>
-      <w:pPr>
-        <w:bidi/>
-      </w:pPr>
-      <w:r>
-        <w:rPr>
+          <w:rtl/>
+          <w:cs/>
           <w:lang w:val="ar_AE" w:bidi="ar_AE"/>
         </w:rPr>
       </w:r>
       <w:r>
         <w:rPr>
           <w:vertAlign w:val="superscript"/>
-          <w:lang w:val="ar_AE" w:bidi="ar_AE"/>
-        </w:rPr>
-        <w:t>11</w:t>
-      </w:r>
-      <w:r>
-        <w:rPr>
-          <w:lang w:val="ar_AE" w:bidi="ar_AE"/>
-        </w:rPr>
-        <w:t xml:space="preserve"> فَفِي ذَلِكَ الْيَوْمِ الَّذِي وَقَفْتَ فِيهِ بَعِيداً، يَوْمَ غَنِمَ الْغُرَبَاءُ كُنُوزَهُ، وَاقْتَحَمَ الأَجَانِبُ أَبْوَابَهُ وَأَلْقَوْا الْقُرْعَةَ عَلَى أُورُشَلِيمَ، كُنْتَ أَنْتَ أَيْضاً كَوَاحِدٍ مِنْهُمْ.</w:t>
-      </w:r>
-      <w:r>
-        <w:rPr>
-          <w:lang w:val="ar_AE" w:bidi="ar_AE"/>
-        </w:rPr>
-      </w:r>
-      <w:r>
-        <w:rPr>
-          <w:lang w:val="ar_AE" w:bidi="ar_AE"/>
-        </w:rPr>
-      </w:r>
-    </w:p>
-    <w:p>
-      <w:pPr>
-        <w:bidi/>
-      </w:pPr>
-      <w:r>
-        <w:rPr>
-          <w:lang w:val="ar_AE" w:bidi="ar_AE"/>
-        </w:rPr>
-      </w:r>
-    </w:p>
-    <w:p>
-      <w:pPr>
-        <w:bidi/>
-      </w:pPr>
-      <w:r>
-        <w:rPr>
-          <w:lang w:val="ar_AE" w:bidi="ar_AE"/>
-        </w:rPr>
-      </w:r>
-      <w:r>
-        <w:rPr>
-          <w:vertAlign w:val="superscript"/>
-          <w:lang w:val="ar_AE" w:bidi="ar_AE"/>
-        </w:rPr>
-        <w:t>12</w:t>
-      </w:r>
-      <w:r>
-        <w:rPr>
-          <w:lang w:val="ar_AE" w:bidi="ar_AE"/>
-        </w:rPr>
-        <w:t xml:space="preserve"> مَا كَانَ يَجِبُ أَنْ تَشْمَتَ بِيَوْمِ مَصِيرِ أَخِيكَ، فِي يَوْمِ فَاجِعَتِهِ، وَمَا كَانَ يَجِبُ أَنْ تَبْتَهِجَ فِي يَوْمِ دَمَارِ شَعْبِ يَهُوذَا أَوْ تَتَبَاهَى فِي يَوْمِ الضِّيقِ.</w:t>
-      </w:r>
-      <w:r>
-        <w:rPr>
-          <w:lang w:val="ar_AE" w:bidi="ar_AE"/>
-        </w:rPr>
-      </w:r>
-      <w:r>
-        <w:rPr>
-          <w:lang w:val="ar_AE" w:bidi="ar_AE"/>
-        </w:rPr>
-      </w:r>
-    </w:p>
-    <w:p>
-      <w:pPr>
-        <w:bidi/>
-      </w:pPr>
-      <w:r>
-        <w:rPr>
-          <w:lang w:val="ar_AE" w:bidi="ar_AE"/>
-        </w:rPr>
-      </w:r>
-    </w:p>
-    <w:p>
-      <w:pPr>
-        <w:bidi/>
-      </w:pPr>
-      <w:r>
-        <w:rPr>
-          <w:lang w:val="ar_AE" w:bidi="ar_AE"/>
-        </w:rPr>
-      </w:r>
-      <w:r>
-        <w:rPr>
-          <w:vertAlign w:val="superscript"/>
-          <w:lang w:val="ar_AE" w:bidi="ar_AE"/>
-        </w:rPr>
-        <w:t>13</w:t>
-      </w:r>
-      <w:r>
-        <w:rPr>
-          <w:lang w:val="ar_AE" w:bidi="ar_AE"/>
-        </w:rPr>
-        <w:t xml:space="preserve"> وَمَا كَانَ يَجِبُ أَنْ تَقْتَحِمَ أَبْوَابَ شَعْبِي فِي يَوْمِ كَارِثَتِهِ، أَوْ تَشْمَتَ لِمُصِيبَتِهِ فِي يَوْمِ نَكْبَتِهِ، أَوْ تَنْهَبَ ثَرْوَتَهُ فِي يَوْمِ بَلِيَّتِهِ،</w:t>
-      </w:r>
-      <w:r>
-        <w:rPr>
-          <w:lang w:val="ar_AE" w:bidi="ar_AE"/>
-        </w:rPr>
-      </w:r>
-      <w:r>
-        <w:rPr>
-          <w:lang w:val="ar_AE" w:bidi="ar_AE"/>
-        </w:rPr>
-      </w:r>
-    </w:p>
-    <w:p>
-      <w:pPr>
-        <w:bidi/>
-      </w:pPr>
-      <w:r>
-        <w:rPr>
-          <w:lang w:val="ar_AE" w:bidi="ar_AE"/>
-        </w:rPr>
-      </w:r>
-    </w:p>
-    <w:p>
-      <w:pPr>
-        <w:bidi/>
-      </w:pPr>
-      <w:r>
-        <w:rPr>
-          <w:lang w:val="ar_AE" w:bidi="ar_AE"/>
-        </w:rPr>
-      </w:r>
-      <w:r>
-        <w:rPr>
-          <w:vertAlign w:val="superscript"/>
-          <w:lang w:val="ar_AE" w:bidi="ar_AE"/>
-        </w:rPr>
-        <w:t>14</w:t>
-      </w:r>
-      <w:r>
-        <w:rPr>
-          <w:lang w:val="ar_AE" w:bidi="ar_AE"/>
-        </w:rPr>
-        <w:t xml:space="preserve"> أَوْ تَقِفَ عِنْدَ مُفْتَرَقِ الطُّرُقِ لِتَقْضِيَ عَلَى النَّاجِينَ مِنْ قَوْمِهِ وَتُسَلِّمَ الْبَاقِينَ الأَحْيَاءَ مِنْهُمْ فِي يَوْمِ الضِّيقِ.</w:t>
-      </w:r>
-      <w:r>
-        <w:rPr>
-          <w:lang w:val="ar_AE" w:bidi="ar_AE"/>
-        </w:rPr>
-      </w:r>
-      <w:r>
-        <w:rPr>
-          <w:lang w:val="ar_AE" w:bidi="ar_AE"/>
-        </w:rPr>
-      </w:r>
-    </w:p>
-    <w:p>
-      <w:pPr>
-        <w:bidi/>
-      </w:pPr>
-      <w:r>
-        <w:rPr>
-          <w:lang w:val="ar_AE" w:bidi="ar_AE"/>
-        </w:rPr>
-      </w:r>
-    </w:p>
-    <w:p>
-      <w:pPr>
-        <w:bidi/>
-      </w:pPr>
-      <w:r>
-        <w:rPr>
-          <w:lang w:val="ar_AE" w:bidi="ar_AE"/>
-        </w:rPr>
-      </w:r>
-      <w:r>
-        <w:rPr>
-          <w:vertAlign w:val="superscript"/>
-          <w:lang w:val="ar_AE" w:bidi="ar_AE"/>
-        </w:rPr>
-        <w:t>15</w:t>
-      </w:r>
-      <w:r>
-        <w:rPr>
-          <w:lang w:val="ar_AE" w:bidi="ar_AE"/>
-        </w:rPr>
-        <w:t xml:space="preserve"> لأَنَّ يَوْمَ الرَّبِّ قَرِيبٌ آتٍ عَلَى كُلِّ الأُمَمِ، وَكَمَا فَعَلْتَ، لابُدَّ أَنْ يُفْعَلَ بِكَ أَيْضاً، فَيَرْتَدَّ عَمَلُكَ عَلَى رَأْسِكَ.</w:t>
-      </w:r>
-      <w:r>
-        <w:rPr>
-          <w:lang w:val="ar_AE" w:bidi="ar_AE"/>
-        </w:rPr>
-      </w:r>
-      <w:r>
-        <w:rPr>
-          <w:lang w:val="ar_AE" w:bidi="ar_AE"/>
-        </w:rPr>
-      </w:r>
-    </w:p>
-    <w:p>
-      <w:pPr>
-        <w:bidi/>
-      </w:pPr>
-      <w:r>
-        <w:rPr>
-          <w:lang w:val="ar_AE" w:bidi="ar_AE"/>
-        </w:rPr>
-      </w:r>
-    </w:p>
-    <w:p>
-      <w:pPr>
-        <w:bidi/>
-      </w:pPr>
-      <w:r>
-        <w:rPr>
-          <w:lang w:val="ar_AE" w:bidi="ar_AE"/>
-        </w:rPr>
-      </w:r>
-      <w:r>
-        <w:rPr>
-          <w:vertAlign w:val="superscript"/>
-          <w:lang w:val="ar_AE" w:bidi="ar_AE"/>
-        </w:rPr>
-        <w:t>16</w:t>
-      </w:r>
-      <w:r>
-        <w:rPr>
-          <w:lang w:val="ar_AE" w:bidi="ar_AE"/>
-        </w:rPr>
-        <w:t xml:space="preserve"> فَإِنَّهُ كَمَا شَرِبْتَ عَلَى جَبَلِ قُدْسِي فَإِنَّ جَمِيعَ الأُمَمِ تَشْرَبُ فِي كُلِّ حِينٍ. يَشْرَبُونَ وَيَجْرَعُونَ وَيَتَلاشَوْنَ كَمَنْ لَمْ يَكُونُوا.</w:t>
-      </w:r>
-      <w:r>
-        <w:rPr>
-          <w:lang w:val="ar_AE" w:bidi="ar_AE"/>
-        </w:rPr>
-      </w:r>
-      <w:r>
-        <w:rPr>
-          <w:lang w:val="ar_AE" w:bidi="ar_AE"/>
-        </w:rPr>
-      </w:r>
-    </w:p>
-    <w:p>
-      <w:pPr>
-        <w:bidi/>
-      </w:pPr>
-      <w:r>
-        <w:rPr>
-          <w:lang w:val="ar_AE" w:bidi="ar_AE"/>
-        </w:rPr>
-      </w:r>
-    </w:p>
-    <w:p>
-      <w:pPr>
-        <w:bidi/>
-      </w:pPr>
-      <w:r>
-        <w:rPr>
-          <w:lang w:val="ar_AE" w:bidi="ar_AE"/>
-        </w:rPr>
-      </w:r>
-      <w:r>
-        <w:rPr>
-          <w:vertAlign w:val="superscript"/>
-          <w:lang w:val="ar_AE" w:bidi="ar_AE"/>
-        </w:rPr>
-        <w:t>17</w:t>
-      </w:r>
-      <w:r>
-        <w:rPr>
-          <w:lang w:val="ar_AE" w:bidi="ar_AE"/>
-        </w:rPr>
-        <w:t xml:space="preserve"> أَمَّا جَبَلُ صِهْيَوْنَ فَيُصْبِحُ مَلاذَ النَّجَاةِ، وَيَكُونُ قُدْساً، وَيَرِثُ بَيْتُ يَعْقُوبَ نَصِيبَهُ.</w:t>
-      </w:r>
-      <w:r>
-        <w:rPr>
-          <w:lang w:val="ar_AE" w:bidi="ar_AE"/>
-        </w:rPr>
-      </w:r>
-      <w:r>
-        <w:rPr>
-          <w:lang w:val="ar_AE" w:bidi="ar_AE"/>
-        </w:rPr>
-      </w:r>
-    </w:p>
-    <w:p>
-      <w:pPr>
-        <w:bidi/>
-      </w:pPr>
-      <w:r>
-        <w:rPr>
-          <w:lang w:val="ar_AE" w:bidi="ar_AE"/>
-        </w:rPr>
-      </w:r>
-    </w:p>
-    <w:p>
-      <w:pPr>
-        <w:bidi/>
-      </w:pPr>
-      <w:r>
-        <w:rPr>
-          <w:lang w:val="ar_AE" w:bidi="ar_AE"/>
-        </w:rPr>
-      </w:r>
-      <w:r>
-        <w:rPr>
-          <w:vertAlign w:val="superscript"/>
-          <w:lang w:val="ar_AE" w:bidi="ar_AE"/>
-        </w:rPr>
-        <w:t>18</w:t>
-      </w:r>
-      <w:r>
-        <w:rPr>
-          <w:lang w:val="ar_AE" w:bidi="ar_AE"/>
-        </w:rPr>
-        <w:t xml:space="preserve"> وَيَصِيرُ بَيْتُ يَعْقُوبَ نَاراً، وَبَيْتُ يُوسُفَ لَهِيباً، وَبَيْتُ عِيسُو قَشّاً فَيُوْقِدُونَهُمْ وَيَلْتَهِمُونَهُمْ، وَلا يُفْلِتُ مِنْ بَيْتِ عِيسُو أَحَدٌ، يَقُولُ الرَّبُّ.</w:t>
-      </w:r>
-      <w:r>
-        <w:rPr>
-          <w:lang w:val="ar_AE" w:bidi="ar_AE"/>
-        </w:rPr>
-      </w:r>
-      <w:r>
-        <w:rPr>
-          <w:lang w:val="ar_AE" w:bidi="ar_AE"/>
-        </w:rPr>
-      </w:r>
-    </w:p>
-    <w:p>
-      <w:pPr>
-        <w:bidi/>
-      </w:pPr>
-      <w:r>
-        <w:rPr>
-          <w:lang w:val="ar_AE" w:bidi="ar_AE"/>
-        </w:rPr>
-      </w:r>
-    </w:p>
-    <w:p>
-      <w:pPr>
-        <w:bidi/>
-      </w:pPr>
-      <w:r>
-        <w:rPr>
-          <w:lang w:val="ar_AE" w:bidi="ar_AE"/>
-        </w:rPr>
-      </w:r>
-      <w:r>
-        <w:rPr>
-          <w:vertAlign w:val="superscript"/>
-          <w:lang w:val="ar_AE" w:bidi="ar_AE"/>
-        </w:rPr>
-        <w:t>19</w:t>
-      </w:r>
-      <w:r>
-        <w:rPr>
-          <w:lang w:val="ar_AE" w:bidi="ar_AE"/>
-        </w:rPr>
-        <w:t xml:space="preserve"> وَيَرِثُ أَهْلُ النَّقَبِ جَبَلَ عِيسُو، وَسُكَّانُ السُّهُولِ أَرْضَ الْفِلِسْطِينِيِّينَ، وَيَمْلِكُونَ أَرْضَ أَفْرَايِمَ وَبِلادَ السَّامِرَةِ، وَيَرِثُ بَنْيَامِينُ جِلْعَادَ.</w:t>
-      </w:r>
-      <w:r>
-        <w:rPr>
-          <w:lang w:val="ar_AE" w:bidi="ar_AE"/>
-        </w:rPr>
-      </w:r>
-      <w:r>
-        <w:rPr>
-          <w:lang w:val="ar_AE" w:bidi="ar_AE"/>
-        </w:rPr>
-      </w:r>
-    </w:p>
-    <w:p>
-      <w:pPr>
-        <w:bidi/>
-      </w:pPr>
-      <w:r>
-        <w:rPr>
-          <w:lang w:val="ar_AE" w:bidi="ar_AE"/>
-        </w:rPr>
-      </w:r>
-    </w:p>
-    <w:p>
-      <w:pPr>
-        <w:bidi/>
-      </w:pPr>
-      <w:r>
-        <w:rPr>
-          <w:lang w:val="ar_AE" w:bidi="ar_AE"/>
-        </w:rPr>
-      </w:r>
-      <w:r>
-        <w:rPr>
-          <w:vertAlign w:val="superscript"/>
-          <w:lang w:val="ar_AE" w:bidi="ar_AE"/>
-        </w:rPr>
-        <w:t>20</w:t>
-      </w:r>
-      <w:r>
-        <w:rPr>
-          <w:lang w:val="ar_AE" w:bidi="ar_AE"/>
-        </w:rPr>
-        <w:t xml:space="preserve"> وَيَسْتَوْلِي جَيْشُ مَسْبِيِّي بَنِي إِسْرَائِيلَ عَلَى أَرْضِ الْكَنْعَانِيِّينَ حَتَّى صِرْفَةَ، وَيَحْتَلُّ مَسْبِيُّو أُورُشَلِيمَ فِي صَفَارِدَ مُدُنَ جَنُوبِ يَهُوذَا.</w:t>
-      </w:r>
-      <w:r>
-        <w:rPr>
-          <w:lang w:val="ar_AE" w:bidi="ar_AE"/>
-        </w:rPr>
-      </w:r>
-      <w:r>
-        <w:rPr>
-          <w:lang w:val="ar_AE" w:bidi="ar_AE"/>
-        </w:rPr>
-      </w:r>
-    </w:p>
-    <w:p>
-      <w:pPr>
-        <w:bidi/>
-      </w:pPr>
-      <w:r>
-        <w:rPr>
-          <w:lang w:val="ar_AE" w:bidi="ar_AE"/>
-        </w:rPr>
-      </w:r>
-    </w:p>
-    <w:p>
-      <w:pPr>
-        <w:bidi/>
-      </w:pPr>
-      <w:r>
-        <w:rPr>
-          <w:lang w:val="ar_AE" w:bidi="ar_AE"/>
-        </w:rPr>
-      </w:r>
-      <w:r>
-        <w:rPr>
-          <w:vertAlign w:val="superscript"/>
+          <w:rtl/>
+          <w:cs/>
           <w:lang w:val="ar_AE" w:bidi="ar_AE"/>
         </w:rPr>
         <w:t>21</w:t>
       </w:r>
       <w:r>
         <w:rPr>
+          <w:rtl/>
+          <w:cs/>
           <w:lang w:val="ar_AE" w:bidi="ar_AE"/>
         </w:rPr>
         <w:t xml:space="preserve"> وَيَصْعَدُ الْمُنْقِذُونَ إِلَى جَبَلِ صِهْيَوْنَ لِيَحْكُمُوا جَبَلَ عِيسُو، وَيُصْبِحُ الْمُلْكُ لِلرَّبِّ.</w:t>
-      </w:r>
-      <w:r>
-        <w:rPr>
-          <w:lang w:val="ar_AE" w:bidi="ar_AE"/>
-        </w:rPr>
-      </w:r>
-      <w:r>
-        <w:rPr>
-          <w:lang w:val="ar_AE" w:bidi="ar_AE"/>
-        </w:rPr>
       </w:r>
     </w:p>
     <w:sectPr>
